--- a/00-首页/题组Word/初赛模拟卷/真题版式/初赛模拟卷O1（有机·答案与解析版·真题版式）.docx
+++ b/00-首页/题组Word/初赛模拟卷/真题版式/初赛模拟卷O1（有机·答案与解析版·真题版式）.docx
@@ -4082,21 +4082,7 @@
         <w:rPr>
           <w:rFonts w:ascii="Times New Roman" w:hAnsi="Times New Roman" w:cs="Times New Roman" w:eastAsia="SimSun"/>
         </w:rPr>
-        <w:t xml:space="preserve">：换三异丁基铝后多出一步</w:t>
-      </w:r>
-      <w:r>
-        <w:rPr>
-          <w:rFonts w:ascii="Times New Roman" w:hAnsi="Times New Roman" w:cs="Times New Roman" w:eastAsia="SimSun"/>
-          <w:b/>
-          <w:bCs/>
-        </w:rPr>
-        <w:t xml:space="preserve">经六元环过渡态</w:t>
-      </w:r>
-      <w:r>
-        <w:rPr>
-          <w:rFonts w:ascii="Times New Roman" w:hAnsi="Times New Roman" w:cs="Times New Roman" w:eastAsia="SimSun"/>
-        </w:rPr>
-        <w:t xml:space="preserve">的分子内氢迁移（氢铝化），把</w:t>
+        <w:t xml:space="preserve">：换三异丁基铝（Al(i-Bu)₃）后多出一步经六元环过渡态的转化，把</w:t>
       </w:r>
       <w:r>
         <w:t xml:space="preserve"> C </w:t>
@@ -4105,66 +4091,77 @@
         <w:rPr>
           <w:rFonts w:ascii="Times New Roman" w:hAnsi="Times New Roman" w:cs="Times New Roman" w:eastAsia="SimSun"/>
         </w:rPr>
-        <w:t xml:space="preserve">变成含</w:t>
-      </w:r>
-      <w:r>
-        <w:t xml:space="preserve"> Al </w:t>
-      </w:r>
-      <w:r>
-        <w:rPr>
-          <w:rFonts w:ascii="Times New Roman" w:hAnsi="Times New Roman" w:cs="Times New Roman" w:eastAsia="SimSun"/>
-        </w:rPr>
-        <w:t xml:space="preserve">的中间体；要回到</w:t>
-      </w:r>
-      <w:r>
-        <w:t xml:space="preserve"> </w:t>
-      </w:r>
-      <w:r>
-        <w:rPr>
-          <w:rFonts w:ascii="Times New Roman" w:hAnsi="Times New Roman" w:cs="Times New Roman" w:eastAsia="SimSun"/>
-        </w:rPr>
-        <w:t xml:space="preserve">C，只需</w:t>
-      </w:r>
-      <w:r>
-        <w:rPr>
-          <w:rFonts w:ascii="Times New Roman" w:hAnsi="Times New Roman" w:cs="Times New Roman" w:eastAsia="SimSun"/>
-          <w:b/>
-          <w:bCs/>
-        </w:rPr>
-        <w:t xml:space="preserve">水解</w:t>
-      </w:r>
-      <w:r>
-        <w:rPr>
-          <w:rFonts w:ascii="Times New Roman" w:hAnsi="Times New Roman" w:cs="Times New Roman" w:eastAsia="SimSun"/>
-        </w:rPr>
-        <w:t xml:space="preserve">（加</w:t>
-      </w:r>
-      <w:r>
-        <w:t xml:space="preserve"> </w:t>
-      </w:r>
-      <w:r>
-        <w:rPr>
-          <w:rFonts w:ascii="Times New Roman" w:hAnsi="Times New Roman" w:cs="Times New Roman" w:eastAsia="SimSun"/>
-        </w:rPr>
-        <w:t xml:space="preserve">H₂O／稀酸）断开</w:t>
-      </w:r>
-      <w:r>
-        <w:t xml:space="preserve"> Al—O/Al—C </w:t>
-      </w:r>
-      <w:r>
-        <w:rPr>
-          <w:rFonts w:ascii="Times New Roman" w:hAnsi="Times New Roman" w:cs="Times New Roman" w:eastAsia="SimSun"/>
-        </w:rPr>
-        <w:t xml:space="preserve">键</w:t>
-      </w:r>
-      <w:r>
-        <w:t xml:space="preserve"> ⇒ </w:t>
-      </w:r>
-      <w:r>
-        <w:rPr>
-          <w:rFonts w:ascii="Times New Roman" w:hAnsi="Times New Roman" w:cs="Times New Roman" w:eastAsia="SimSun"/>
-        </w:rPr>
-        <w:t xml:space="preserve">所填试剂为水（或稀酸）。</w:t>
+        <w:t xml:space="preserve">变成还原态产物；要回到</w:t>
+      </w:r>
+      <w:r>
+        <w:t xml:space="preserve"> </w:t>
+      </w:r>
+      <w:r>
+        <w:rPr>
+          <w:rFonts w:ascii="Times New Roman" w:hAnsi="Times New Roman" w:cs="Times New Roman" w:eastAsia="SimSun"/>
+        </w:rPr>
+        <w:t xml:space="preserve">C，须对该产物做</w:t>
+      </w:r>
+      <w:r>
+        <w:rPr>
+          <w:rFonts w:ascii="Times New Roman" w:hAnsi="Times New Roman" w:cs="Times New Roman" w:eastAsia="SimSun"/>
+          <w:b/>
+          <w:bCs/>
+        </w:rPr>
+        <w:t xml:space="preserve">氧化</w:t>
+      </w:r>
+      <w:r>
+        <w:t xml:space="preserve"> </w:t>
+      </w:r>
+      <w:r>
+        <w:t xml:space="preserve">⇒ </w:t>
+      </w:r>
+      <w:r>
+        <w:rPr>
+          <w:rFonts w:ascii="Times New Roman" w:hAnsi="Times New Roman" w:cs="Times New Roman" w:eastAsia="SimSun"/>
+        </w:rPr>
+        <w:t xml:space="preserve">所填试剂为</w:t>
+      </w:r>
+      <w:r>
+        <w:rPr>
+          <w:rFonts w:ascii="Times New Roman" w:hAnsi="Times New Roman" w:cs="Times New Roman" w:eastAsia="SimSun"/>
+          <w:b/>
+          <w:bCs/>
+        </w:rPr>
+        <w:t xml:space="preserve">氧化剂（DMP／Dess-Martin</w:t>
+      </w:r>
+      <w:r>
+        <w:rPr>
+          <w:b/>
+          <w:bCs/>
+        </w:rPr>
+        <w:t xml:space="preserve"> </w:t>
+      </w:r>
+      <w:r>
+        <w:rPr>
+          <w:rFonts w:ascii="Times New Roman" w:hAnsi="Times New Roman" w:cs="Times New Roman" w:eastAsia="SimSun"/>
+          <w:b/>
+          <w:bCs/>
+        </w:rPr>
+        <w:t xml:space="preserve">等；官方答案即「DMP</w:t>
+      </w:r>
+      <w:r>
+        <w:rPr>
+          <w:b/>
+          <w:bCs/>
+        </w:rPr>
+        <w:t xml:space="preserve"> </w:t>
+      </w:r>
+      <w:r>
+        <w:rPr>
+          <w:rFonts w:ascii="Times New Roman" w:hAnsi="Times New Roman" w:cs="Times New Roman" w:eastAsia="SimSun"/>
+          <w:b/>
+          <w:bCs/>
+        </w:rPr>
+        <w:t xml:space="preserve">等氧化剂」）</w:t>
+      </w:r>
+      <w:r>
+        <w:t xml:space="preserve">。</w:t>
       </w:r>
     </w:p>
     <w:p>
@@ -9521,25 +9518,81 @@
         <w:rPr>
           <w:rFonts w:ascii="Times New Roman" w:hAnsi="Times New Roman" w:cs="Times New Roman" w:eastAsia="SimSun"/>
         </w:rPr>
-        <w:t xml:space="preserve">与关键中间体（两峰质量差</w:t>
-      </w:r>
-      <w:r>
+        <w:t xml:space="preserve">与关键中间体（</w:t>
+      </w:r>
+      <w:r>
+        <w:rPr>
+          <w:rFonts w:ascii="Times New Roman" w:hAnsi="Times New Roman" w:cs="Times New Roman" w:eastAsia="SimSun"/>
+          <w:b/>
+          <w:bCs/>
+        </w:rPr>
+        <w:t xml:space="preserve">两峰质量差</w:t>
+      </w:r>
+      <w:r>
+        <w:rPr>
+          <w:b/>
+          <w:bCs/>
+        </w:rPr>
         <w:t xml:space="preserve"> 64 </w:t>
       </w:r>
       <w:r>
         <w:rPr>
           <w:rFonts w:ascii="Times New Roman" w:hAnsi="Times New Roman" w:cs="Times New Roman" w:eastAsia="SimSun"/>
-        </w:rPr>
-        <w:t xml:space="preserve">＝一分子</w:t>
-      </w:r>
-      <w:r>
-        <w:t xml:space="preserve"> </w:t>
-      </w:r>
-      <w:r>
-        <w:rPr>
-          <w:rFonts w:ascii="Times New Roman" w:hAnsi="Times New Roman" w:cs="Times New Roman" w:eastAsia="SimSun"/>
-        </w:rPr>
-        <w:t xml:space="preserve">1,1-二苯基乙烯）；②</w:t>
+          <w:b/>
+          <w:bCs/>
+        </w:rPr>
+        <w:t xml:space="preserve">＝</w:t>
+      </w:r>
+      <w:r>
+        <w:rPr>
+          <w:b/>
+          <w:bCs/>
+        </w:rPr>
+        <w:t xml:space="preserve"> </w:t>
+      </w:r>
+      <w:r>
+        <w:rPr>
+          <w:rFonts w:ascii="Times New Roman" w:hAnsi="Times New Roman" w:cs="Times New Roman" w:eastAsia="SimSun"/>
+          <w:b/>
+          <w:bCs/>
+        </w:rPr>
+        <w:t xml:space="preserve">磺酰基三氟甲基自由基</w:t>
+      </w:r>
+      <w:r>
+        <w:rPr>
+          <w:b/>
+          <w:bCs/>
+        </w:rPr>
+        <w:t xml:space="preserve"> CF₃SO₂· </w:t>
+      </w:r>
+      <w:r>
+        <w:rPr>
+          <w:rFonts w:ascii="Times New Roman" w:hAnsi="Times New Roman" w:cs="Times New Roman" w:eastAsia="SimSun"/>
+          <w:b/>
+          <w:bCs/>
+        </w:rPr>
+        <w:t xml:space="preserve">与三氟甲基自由基</w:t>
+      </w:r>
+      <w:r>
+        <w:rPr>
+          <w:b/>
+          <w:bCs/>
+        </w:rPr>
+        <w:t xml:space="preserve"> CF₃· </w:t>
+      </w:r>
+      <w:r>
+        <w:rPr>
+          <w:rFonts w:ascii="Times New Roman" w:hAnsi="Times New Roman" w:cs="Times New Roman" w:eastAsia="SimSun"/>
+          <w:b/>
+          <w:bCs/>
+        </w:rPr>
+        <w:t xml:space="preserve">之差</w:t>
+      </w:r>
+      <w:r>
+        <w:rPr>
+          <w:rFonts w:ascii="Times New Roman" w:hAnsi="Times New Roman" w:cs="Times New Roman" w:eastAsia="SimSun"/>
+        </w:rPr>
+        <w:t xml:space="preserve">）；②</w:t>
       </w:r>
       <w:r>
         <w:t xml:space="preserve"> </w:t>
@@ -9632,16 +9685,25 @@
         <w:rPr>
           <w:rFonts w:ascii="Times New Roman" w:hAnsi="Times New Roman" w:cs="Times New Roman" w:eastAsia="SimSun"/>
         </w:rPr>
-        <w:t xml:space="preserve">：由「X</w:t>
-      </w:r>
-      <w:r>
-        <w:t xml:space="preserve"> </w:t>
-      </w:r>
-      <w:r>
-        <w:rPr>
-          <w:rFonts w:ascii="Times New Roman" w:hAnsi="Times New Roman" w:cs="Times New Roman" w:eastAsia="SimSun"/>
-        </w:rPr>
-        <w:t xml:space="preserve">为盐」与加入</w:t>
+        <w:t xml:space="preserve">：X</w:t>
+      </w:r>
+      <w:r>
+        <w:t xml:space="preserve"> </w:t>
+      </w:r>
+      <w:r>
+        <w:rPr>
+          <w:rFonts w:ascii="Times New Roman" w:hAnsi="Times New Roman" w:cs="Times New Roman" w:eastAsia="SimSun"/>
+        </w:rPr>
+        <w:t xml:space="preserve">为盐（阳离子＋TfO⁻</w:t>
+      </w:r>
+      <w:r>
+        <w:t xml:space="preserve"> </w:t>
+      </w:r>
+      <w:r>
+        <w:rPr>
+          <w:rFonts w:ascii="Times New Roman" w:hAnsi="Times New Roman" w:cs="Times New Roman" w:eastAsia="SimSun"/>
+        </w:rPr>
+        <w:t xml:space="preserve">一类阴离子）。加入</w:t>
       </w:r>
       <w:r>
         <w:t xml:space="preserve"> 1 </w:t>
@@ -9686,25 +9748,135 @@
         <w:rPr>
           <w:rFonts w:ascii="Times New Roman" w:hAnsi="Times New Roman" w:cs="Times New Roman" w:eastAsia="SimSun"/>
         </w:rPr>
-        <w:t xml:space="preserve">312：两峰相差</w:t>
-      </w:r>
-      <w:r>
-        <w:t xml:space="preserve"> </w:t>
-      </w:r>
-      <w:r>
-        <w:rPr>
-          <w:rFonts w:ascii="Times New Roman" w:hAnsi="Times New Roman" w:cs="Times New Roman" w:eastAsia="SimSun"/>
-        </w:rPr>
-        <w:t xml:space="preserve">64，对应同一自由基加合物与再加一分子底物的物种</w:t>
-      </w:r>
-      <w:r>
-        <w:t xml:space="preserve"> ⇒ </w:t>
-      </w:r>
-      <w:r>
-        <w:rPr>
-          <w:rFonts w:ascii="Times New Roman" w:hAnsi="Times New Roman" w:cs="Times New Roman" w:eastAsia="SimSun"/>
-        </w:rPr>
-        <w:t xml:space="preserve">反推</w:t>
+        <w:t xml:space="preserve">312：</w:t>
+      </w:r>
+      <w:r>
+        <w:rPr>
+          <w:rFonts w:ascii="Times New Roman" w:hAnsi="Times New Roman" w:cs="Times New Roman" w:eastAsia="SimSun"/>
+          <w:b/>
+          <w:bCs/>
+        </w:rPr>
+        <w:t xml:space="preserve">两峰相差</w:t>
+      </w:r>
+      <w:r>
+        <w:rPr>
+          <w:b/>
+          <w:bCs/>
+        </w:rPr>
+        <w:t xml:space="preserve"> 64 </w:t>
+      </w:r>
+      <w:r>
+        <w:rPr>
+          <w:rFonts w:ascii="Times New Roman" w:hAnsi="Times New Roman" w:cs="Times New Roman" w:eastAsia="SimSun"/>
+          <w:b/>
+          <w:bCs/>
+        </w:rPr>
+        <w:t xml:space="preserve">＝</w:t>
+      </w:r>
+      <w:r>
+        <w:rPr>
+          <w:b/>
+          <w:bCs/>
+        </w:rPr>
+        <w:t xml:space="preserve"> </w:t>
+      </w:r>
+      <w:r>
+        <w:rPr>
+          <w:rFonts w:ascii="Times New Roman" w:hAnsi="Times New Roman" w:cs="Times New Roman" w:eastAsia="SimSun"/>
+          <w:b/>
+          <w:bCs/>
+        </w:rPr>
+        <w:t xml:space="preserve">磺酰基三氟甲基自由基（CF₃SO₂·，M≈133）与三氟甲基自由基（CF₃·，M≈69）之差（133−69＝64）</w:t>
+      </w:r>
+      <w:r>
+        <w:rPr>
+          <w:rFonts w:ascii="Times New Roman" w:hAnsi="Times New Roman" w:cs="Times New Roman" w:eastAsia="SimSun"/>
+        </w:rPr>
+        <w:t xml:space="preserve">；248</w:t>
+      </w:r>
+      <w:r>
+        <w:t xml:space="preserve"> </w:t>
+      </w:r>
+      <w:r>
+        <w:rPr>
+          <w:rFonts w:ascii="Times New Roman" w:hAnsi="Times New Roman" w:cs="Times New Roman" w:eastAsia="SimSun"/>
+        </w:rPr>
+        <w:t xml:space="preserve">对应</w:t>
+      </w:r>
+      <w:r>
+        <w:t xml:space="preserve"> Ph₂C=CH–CF₃、312 </w:t>
+      </w:r>
+      <w:r>
+        <w:rPr>
+          <w:rFonts w:ascii="Times New Roman" w:hAnsi="Times New Roman" w:cs="Times New Roman" w:eastAsia="SimSun"/>
+        </w:rPr>
+        <w:t xml:space="preserve">对应</w:t>
+      </w:r>
+      <w:r>
+        <w:t xml:space="preserve"> Ph₂C=CH–SO₂CF₃ ⇒ </w:t>
+      </w:r>
+      <w:r>
+        <w:rPr>
+          <w:rFonts w:ascii="Times New Roman" w:hAnsi="Times New Roman" w:cs="Times New Roman" w:eastAsia="SimSun"/>
+        </w:rPr>
+        <w:t xml:space="preserve">说明体系同时产生</w:t>
+      </w:r>
+      <w:r>
+        <w:t xml:space="preserve"> </w:t>
+      </w:r>
+      <w:r>
+        <w:rPr>
+          <w:b/>
+          <w:bCs/>
+        </w:rPr>
+        <w:t xml:space="preserve">CF₃· </w:t>
+      </w:r>
+      <w:r>
+        <w:rPr>
+          <w:rFonts w:ascii="Times New Roman" w:hAnsi="Times New Roman" w:cs="Times New Roman" w:eastAsia="SimSun"/>
+          <w:b/>
+          <w:bCs/>
+        </w:rPr>
+        <w:t xml:space="preserve">与</w:t>
+      </w:r>
+      <w:r>
+        <w:rPr>
+          <w:b/>
+          <w:bCs/>
+        </w:rPr>
+        <w:t xml:space="preserve"> CF₃SO₂· </w:t>
+      </w:r>
+      <w:r>
+        <w:rPr>
+          <w:rFonts w:ascii="Times New Roman" w:hAnsi="Times New Roman" w:cs="Times New Roman" w:eastAsia="SimSun"/>
+          <w:b/>
+          <w:bCs/>
+        </w:rPr>
+        <w:t xml:space="preserve">两种自由基</w:t>
+      </w:r>
+      <w:r>
+        <w:rPr>
+          <w:rFonts w:ascii="Times New Roman" w:hAnsi="Times New Roman" w:cs="Times New Roman" w:eastAsia="SimSun"/>
+        </w:rPr>
+        <w:t xml:space="preserve">（由「S</w:t>
+      </w:r>
+      <w:r>
+        <w:t xml:space="preserve"> </w:t>
+      </w:r>
+      <w:r>
+        <w:rPr>
+          <w:rFonts w:ascii="Times New Roman" w:hAnsi="Times New Roman" w:cs="Times New Roman" w:eastAsia="SimSun"/>
+        </w:rPr>
+        <w:t xml:space="preserve">进攻后形成弱</w:t>
+      </w:r>
+      <w:r>
+        <w:t xml:space="preserve"> S–S </w:t>
+      </w:r>
+      <w:r>
+        <w:rPr>
+          <w:rFonts w:ascii="Times New Roman" w:hAnsi="Times New Roman" w:cs="Times New Roman" w:eastAsia="SimSun"/>
+        </w:rPr>
+        <w:t xml:space="preserve">键再均裂」引发）。据此写出</w:t>
       </w:r>
       <w:r>
         <w:t xml:space="preserve"> X </w:t>
@@ -9716,43 +9888,13 @@
         <w:t xml:space="preserve">的阴阳离子与</w:t>
       </w:r>
       <w:r>
-        <w:rPr>
-          <w:b/>
-          <w:bCs/>
-        </w:rPr>
-        <w:t xml:space="preserve">4 </w:t>
-      </w:r>
-      <w:r>
-        <w:rPr>
-          <w:rFonts w:ascii="Times New Roman" w:hAnsi="Times New Roman" w:cs="Times New Roman" w:eastAsia="SimSun"/>
-          <w:b/>
-          <w:bCs/>
-        </w:rPr>
-        <w:t xml:space="preserve">个关键中间体</w:t>
-      </w:r>
-      <w:r>
-        <w:rPr>
-          <w:rFonts w:ascii="Times New Roman" w:hAnsi="Times New Roman" w:cs="Times New Roman" w:eastAsia="SimSun"/>
-        </w:rPr>
-        <w:t xml:space="preserve">（氮自由基</w:t>
-      </w:r>
-      <w:r>
-        <w:t xml:space="preserve"> → </w:t>
-      </w:r>
-      <w:r>
-        <w:rPr>
-          <w:rFonts w:ascii="Times New Roman" w:hAnsi="Times New Roman" w:cs="Times New Roman" w:eastAsia="SimSun"/>
-        </w:rPr>
-        <w:t xml:space="preserve">加成</w:t>
-      </w:r>
-      <w:r>
-        <w:t xml:space="preserve"> → </w:t>
-      </w:r>
-      <w:r>
-        <w:rPr>
-          <w:rFonts w:ascii="Times New Roman" w:hAnsi="Times New Roman" w:cs="Times New Roman" w:eastAsia="SimSun"/>
-        </w:rPr>
-        <w:t xml:space="preserve">阳离子/自由基链）。</w:t>
+        <w:t xml:space="preserve"> 4 </w:t>
+      </w:r>
+      <w:r>
+        <w:rPr>
+          <w:rFonts w:ascii="Times New Roman" w:hAnsi="Times New Roman" w:cs="Times New Roman" w:eastAsia="SimSun"/>
+        </w:rPr>
+        <w:t xml:space="preserve">个关键中间体。</w:t>
       </w:r>
     </w:p>
     <w:p>
@@ -10060,39 +10202,24 @@
         <w:rPr>
           <w:rFonts w:ascii="Times New Roman" w:hAnsi="Times New Roman" w:cs="Times New Roman" w:eastAsia="SimSun"/>
         </w:rPr>
-        <w:t xml:space="preserve">：Cs₂CO₃</w:t>
-      </w:r>
-      <w:r>
-        <w:t xml:space="preserve"> </w:t>
-      </w:r>
-      <w:r>
-        <w:rPr>
-          <w:rFonts w:ascii="Times New Roman" w:hAnsi="Times New Roman" w:cs="Times New Roman" w:eastAsia="SimSun"/>
-        </w:rPr>
-        <w:t xml:space="preserve">换</w:t>
-      </w:r>
-      <w:r>
-        <w:t xml:space="preserve"> K₃PO₄ </w:t>
-      </w:r>
-      <w:r>
-        <w:rPr>
-          <w:rFonts w:ascii="Times New Roman" w:hAnsi="Times New Roman" w:cs="Times New Roman" w:eastAsia="SimSun"/>
-        </w:rPr>
-        <w:t xml:space="preserve">比产率：比较两者的</w:t>
-      </w:r>
-      <w:r>
-        <w:rPr>
-          <w:rFonts w:ascii="Times New Roman" w:hAnsi="Times New Roman" w:cs="Times New Roman" w:eastAsia="SimSun"/>
-          <w:b/>
-          <w:bCs/>
-        </w:rPr>
-        <w:t xml:space="preserve">碱性与在有机相中的溶解度/离子化能力</w:t>
-      </w:r>
-      <w:r>
-        <w:rPr>
-          <w:rFonts w:ascii="Times New Roman" w:hAnsi="Times New Roman" w:cs="Times New Roman" w:eastAsia="SimSun"/>
-        </w:rPr>
-        <w:t xml:space="preserve">（钾盐溶解性差</w:t>
+        <w:t xml:space="preserve">：</w:t>
+      </w:r>
+      <w:r>
+        <w:rPr>
+          <w:rFonts w:ascii="Times New Roman" w:hAnsi="Times New Roman" w:cs="Times New Roman" w:eastAsia="SimSun"/>
+          <w:b/>
+          <w:bCs/>
+        </w:rPr>
+        <w:t xml:space="preserve">降低</w:t>
+      </w:r>
+      <w:r>
+        <w:t xml:space="preserve">。K₃PO₄ </w:t>
+      </w:r>
+      <w:r>
+        <w:rPr>
+          <w:rFonts w:ascii="Times New Roman" w:hAnsi="Times New Roman" w:cs="Times New Roman" w:eastAsia="SimSun"/>
+        </w:rPr>
+        <w:t xml:space="preserve">碱性更强</w:t>
       </w:r>
       <w:r>
         <w:t xml:space="preserve"> ⇒ </w:t>
@@ -10101,7 +10228,16 @@
         <w:rPr>
           <w:rFonts w:ascii="Times New Roman" w:hAnsi="Times New Roman" w:cs="Times New Roman" w:eastAsia="SimSun"/>
         </w:rPr>
-        <w:t xml:space="preserve">通常不利于羧酸盐的生成与交换）。</w:t>
+        <w:t xml:space="preserve">体系碱性增强、亚胺更难水解，反应难以进行</w:t>
+      </w:r>
+      <w:r>
+        <w:t xml:space="preserve"> ⇒ </w:t>
+      </w:r>
+      <w:r>
+        <w:rPr>
+          <w:rFonts w:ascii="Times New Roman" w:hAnsi="Times New Roman" w:cs="Times New Roman" w:eastAsia="SimSun"/>
+        </w:rPr>
+        <w:t xml:space="preserve">产率下降（官方答案）。</w:t>
       </w:r>
     </w:p>
     <w:p>
@@ -10121,16 +10257,16 @@
         <w:rPr>
           <w:rFonts w:ascii="Times New Roman" w:hAnsi="Times New Roman" w:cs="Times New Roman" w:eastAsia="SimSun"/>
         </w:rPr>
-        <w:t xml:space="preserve">：光催化剂换</w:t>
-      </w:r>
-      <w:r>
-        <w:t xml:space="preserve"> </w:t>
-      </w:r>
-      <w:r>
-        <w:rPr>
-          <w:rFonts w:ascii="Times New Roman" w:hAnsi="Times New Roman" w:cs="Times New Roman" w:eastAsia="SimSun"/>
-        </w:rPr>
-        <w:t xml:space="preserve">4-CF₃-苯甲醛后产率降低</w:t>
+        <w:t xml:space="preserve">：换成</w:t>
+      </w:r>
+      <w:r>
+        <w:t xml:space="preserve"> </w:t>
+      </w:r>
+      <w:r>
+        <w:rPr>
+          <w:rFonts w:ascii="Times New Roman" w:hAnsi="Times New Roman" w:cs="Times New Roman" w:eastAsia="SimSun"/>
+        </w:rPr>
+        <w:t xml:space="preserve">4-三氟甲基苯甲醛后产率降低</w:t>
       </w:r>
       <w:r>
         <w:t xml:space="preserve"> ⇒ </w:t>
@@ -10139,30 +10275,41 @@
         <w:rPr>
           <w:rFonts w:ascii="Times New Roman" w:hAnsi="Times New Roman" w:cs="Times New Roman" w:eastAsia="SimSun"/>
         </w:rPr>
-        <w:t xml:space="preserve">从</w:t>
-      </w:r>
-      <w:r>
-        <w:rPr>
-          <w:rFonts w:ascii="Times New Roman" w:hAnsi="Times New Roman" w:cs="Times New Roman" w:eastAsia="SimSun"/>
-          <w:b/>
-          <w:bCs/>
-        </w:rPr>
-        <w:t xml:space="preserve">激发态还原电位/三重态能级</w:t>
-      </w:r>
-      <w:r>
-        <w:rPr>
-          <w:rFonts w:ascii="Times New Roman" w:hAnsi="Times New Roman" w:cs="Times New Roman" w:eastAsia="SimSun"/>
-        </w:rPr>
-        <w:t xml:space="preserve">改变（吸电子</w:t>
-      </w:r>
-      <w:r>
-        <w:t xml:space="preserve"> CF₃ </w:t>
-      </w:r>
-      <w:r>
-        <w:rPr>
-          <w:rFonts w:ascii="Times New Roman" w:hAnsi="Times New Roman" w:cs="Times New Roman" w:eastAsia="SimSun"/>
-        </w:rPr>
-        <w:t xml:space="preserve">拉低能量）解释。</w:t>
+        <w:t xml:space="preserve">该醛所成</w:t>
+      </w:r>
+      <w:r>
+        <w:rPr>
+          <w:rFonts w:ascii="Times New Roman" w:hAnsi="Times New Roman" w:cs="Times New Roman" w:eastAsia="SimSun"/>
+          <w:b/>
+          <w:bCs/>
+        </w:rPr>
+        <w:t xml:space="preserve">亚胺碱性弱</w:t>
+      </w:r>
+      <w:r>
+        <w:rPr>
+          <w:rFonts w:ascii="Times New Roman" w:hAnsi="Times New Roman" w:cs="Times New Roman" w:eastAsia="SimSun"/>
+        </w:rPr>
+        <w:t xml:space="preserve">，难以结合质子、难水解，</w:t>
+      </w:r>
+      <w:r>
+        <w:rPr>
+          <w:rFonts w:ascii="Times New Roman" w:hAnsi="Times New Roman" w:cs="Times New Roman" w:eastAsia="SimSun"/>
+          <w:b/>
+          <w:bCs/>
+        </w:rPr>
+        <w:t xml:space="preserve">催化剂无法再生</w:t>
+      </w:r>
+      <w:r>
+        <w:t xml:space="preserve"> </w:t>
+      </w:r>
+      <w:r>
+        <w:t xml:space="preserve">⇒ </w:t>
+      </w:r>
+      <w:r>
+        <w:rPr>
+          <w:rFonts w:ascii="Times New Roman" w:hAnsi="Times New Roman" w:cs="Times New Roman" w:eastAsia="SimSun"/>
+        </w:rPr>
+        <w:t xml:space="preserve">产率下降（官方答案）。</w:t>
       </w:r>
     </w:p>
     <w:p>
@@ -15001,30 +15148,137 @@
         <w:rPr>
           <w:rFonts w:ascii="Times New Roman" w:hAnsi="Times New Roman" w:cs="Times New Roman" w:eastAsia="SimSun"/>
         </w:rPr>
-        <w:t xml:space="preserve">：两底物只有一个能反应，判据是</w:t>
-      </w:r>
-      <w:r>
-        <w:rPr>
-          <w:rFonts w:ascii="Times New Roman" w:hAnsi="Times New Roman" w:cs="Times New Roman" w:eastAsia="SimSun"/>
-          <w:b/>
-          <w:bCs/>
-        </w:rPr>
-        <w:t xml:space="preserve">开环后中间体能否形成稳定的七元环构象</w:t>
-      </w:r>
-      <w:r>
-        <w:rPr>
-          <w:rFonts w:ascii="Times New Roman" w:hAnsi="Times New Roman" w:cs="Times New Roman" w:eastAsia="SimSun"/>
-        </w:rPr>
-        <w:t xml:space="preserve">（取代基位置决定关环时</w:t>
-      </w:r>
-      <w:r>
-        <w:t xml:space="preserve"> </w:t>
-      </w:r>
-      <w:r>
-        <w:rPr>
-          <w:rFonts w:ascii="Times New Roman" w:hAnsi="Times New Roman" w:cs="Times New Roman" w:eastAsia="SimSun"/>
-        </w:rPr>
-        <w:t xml:space="preserve">1,3-排斥大小）。须写清「为什么另一个不能」。</w:t>
+        <w:t xml:space="preserve">：答案为</w:t>
+      </w:r>
+      <w:r>
+        <w:t xml:space="preserve"> </w:t>
+      </w:r>
+      <w:r>
+        <w:rPr>
+          <w:b/>
+          <w:bCs/>
+        </w:rPr>
+        <w:t xml:space="preserve">D₂</w:t>
+      </w:r>
+      <w:r>
+        <w:rPr>
+          <w:rFonts w:ascii="Times New Roman" w:hAnsi="Times New Roman" w:cs="Times New Roman" w:eastAsia="SimSun"/>
+        </w:rPr>
+        <w:t xml:space="preserve">，判据＝</w:t>
+      </w:r>
+      <w:r>
+        <w:rPr>
+          <w:rFonts w:ascii="Times New Roman" w:hAnsi="Times New Roman" w:cs="Times New Roman" w:eastAsia="SimSun"/>
+          <w:b/>
+          <w:bCs/>
+        </w:rPr>
+        <w:t xml:space="preserve">轨道对称性</w:t>
+      </w:r>
+      <w:r>
+        <w:rPr>
+          <w:rFonts w:ascii="Times New Roman" w:hAnsi="Times New Roman" w:cs="Times New Roman" w:eastAsia="SimSun"/>
+        </w:rPr>
+        <w:t xml:space="preserve">：三元环</w:t>
+      </w:r>
+      <w:r>
+        <w:t xml:space="preserve"> 2 </w:t>
+      </w:r>
+      <w:r>
+        <w:rPr>
+          <w:rFonts w:ascii="Times New Roman" w:hAnsi="Times New Roman" w:cs="Times New Roman" w:eastAsia="SimSun"/>
+        </w:rPr>
+        <w:t xml:space="preserve">电子电开环在热条件下为</w:t>
+      </w:r>
+      <w:r>
+        <w:rPr>
+          <w:rFonts w:ascii="Times New Roman" w:hAnsi="Times New Roman" w:cs="Times New Roman" w:eastAsia="SimSun"/>
+          <w:b/>
+          <w:bCs/>
+        </w:rPr>
+        <w:t xml:space="preserve">对旋</w:t>
+      </w:r>
+      <w:r>
+        <w:rPr>
+          <w:rFonts w:ascii="Times New Roman" w:hAnsi="Times New Roman" w:cs="Times New Roman" w:eastAsia="SimSun"/>
+        </w:rPr>
+        <w:t xml:space="preserve">；为形成张力较小的七元环</w:t>
+      </w:r>
+      <w:r>
+        <w:rPr>
+          <w:rFonts w:ascii="Times New Roman" w:hAnsi="Times New Roman" w:cs="Times New Roman" w:eastAsia="SimSun"/>
+          <w:b/>
+          <w:bCs/>
+        </w:rPr>
+        <w:t xml:space="preserve">顺式</w:t>
+      </w:r>
+      <w:r>
+        <w:rPr>
+          <w:rFonts w:ascii="Times New Roman" w:hAnsi="Times New Roman" w:cs="Times New Roman" w:eastAsia="SimSun"/>
+        </w:rPr>
+        <w:t xml:space="preserve">双键，过渡态中断裂的</w:t>
+      </w:r>
+      <w:r>
+        <w:t xml:space="preserve"> C—C </w:t>
+      </w:r>
+      <w:r>
+        <w:rPr>
+          <w:rFonts w:ascii="Times New Roman" w:hAnsi="Times New Roman" w:cs="Times New Roman" w:eastAsia="SimSun"/>
+        </w:rPr>
+        <w:t xml:space="preserve">键须向环外（向上）旋转；**D₂</w:t>
+      </w:r>
+      <w:r>
+        <w:t xml:space="preserve"> </w:t>
+      </w:r>
+      <w:r>
+        <w:rPr>
+          <w:rFonts w:ascii="Times New Roman" w:hAnsi="Times New Roman" w:cs="Times New Roman" w:eastAsia="SimSun"/>
+        </w:rPr>
+        <w:t xml:space="preserve">的</w:t>
+      </w:r>
+      <w:r>
+        <w:t xml:space="preserve"> C—Cl </w:t>
+      </w:r>
+      <w:r>
+        <w:rPr>
+          <w:rFonts w:ascii="Times New Roman" w:hAnsi="Times New Roman" w:cs="Times New Roman" w:eastAsia="SimSun"/>
+        </w:rPr>
+        <w:t xml:space="preserve">反键轨道（σ*）方向与该旋转一致**</w:t>
+      </w:r>
+      <w:r>
+        <w:t xml:space="preserve"> ⇒ σ(C—C) </w:t>
+      </w:r>
+      <w:r>
+        <w:rPr>
+          <w:rFonts w:ascii="Times New Roman" w:hAnsi="Times New Roman" w:cs="Times New Roman" w:eastAsia="SimSun"/>
+        </w:rPr>
+        <w:t xml:space="preserve">电子可填入</w:t>
+      </w:r>
+      <w:r>
+        <w:t xml:space="preserve"> </w:t>
+      </w:r>
+      <w:r>
+        <w:rPr>
+          <w:rFonts w:ascii="Times New Roman" w:hAnsi="Times New Roman" w:cs="Times New Roman" w:eastAsia="SimSun"/>
+        </w:rPr>
+        <w:t xml:space="preserve">σ*(C—Cl)，促进</w:t>
+      </w:r>
+      <w:r>
+        <w:t xml:space="preserve"> Cl⁻ </w:t>
+      </w:r>
+      <w:r>
+        <w:rPr>
+          <w:rFonts w:ascii="Times New Roman" w:hAnsi="Times New Roman" w:cs="Times New Roman" w:eastAsia="SimSun"/>
+        </w:rPr>
+        <w:t xml:space="preserve">离去，从而促进开环（D₁</w:t>
+      </w:r>
+      <w:r>
+        <w:t xml:space="preserve"> </w:t>
+      </w:r>
+      <w:r>
+        <w:rPr>
+          <w:rFonts w:ascii="Times New Roman" w:hAnsi="Times New Roman" w:cs="Times New Roman" w:eastAsia="SimSun"/>
+        </w:rPr>
+        <w:t xml:space="preserve">方向不符，不能反应）。</w:t>
       </w:r>
     </w:p>
     <w:p>
@@ -15275,28 +15529,27 @@
         <w:rPr>
           <w:rFonts w:ascii="Times New Roman" w:hAnsi="Times New Roman" w:cs="Times New Roman" w:eastAsia="SimSun"/>
         </w:rPr>
-        <w:t xml:space="preserve">：产物亚胺不互变异构为烯胺：</w:t>
-      </w:r>
-      <w:r>
-        <w:rPr>
-          <w:b/>
-          <w:bCs/>
-        </w:rPr>
-        <w:t xml:space="preserve">Bredt </w:t>
-      </w:r>
-      <w:r>
-        <w:rPr>
-          <w:rFonts w:ascii="Times New Roman" w:hAnsi="Times New Roman" w:cs="Times New Roman" w:eastAsia="SimSun"/>
-          <w:b/>
-          <w:bCs/>
-        </w:rPr>
-        <w:t xml:space="preserve">规则</w:t>
-      </w:r>
-      <w:r>
-        <w:rPr>
-          <w:rFonts w:ascii="Times New Roman" w:hAnsi="Times New Roman" w:cs="Times New Roman" w:eastAsia="SimSun"/>
-        </w:rPr>
-        <w:t xml:space="preserve">——桥头/环内双键不能形成平面的烯胺；或该亚胺碳处于无法烯胺化的位置（张力/几何不利）。</w:t>
+        <w:t xml:space="preserve">：该烯胺结构具有</w:t>
+      </w:r>
+      <w:r>
+        <w:rPr>
+          <w:rFonts w:ascii="Times New Roman" w:hAnsi="Times New Roman" w:cs="Times New Roman" w:eastAsia="SimSun"/>
+          <w:b/>
+          <w:bCs/>
+        </w:rPr>
+        <w:t xml:space="preserve">反芳香性</w:t>
+      </w:r>
+      <w:r>
+        <w:t xml:space="preserve"> </w:t>
+      </w:r>
+      <w:r>
+        <w:t xml:space="preserve">⇒ </w:t>
+      </w:r>
+      <w:r>
+        <w:rPr>
+          <w:rFonts w:ascii="Times New Roman" w:hAnsi="Times New Roman" w:cs="Times New Roman" w:eastAsia="SimSun"/>
+        </w:rPr>
+        <w:t xml:space="preserve">互变异构为烯胺会去稳定化，故不发生（官方答案）。</w:t>
       </w:r>
     </w:p>
     <w:p>
@@ -15428,34 +15681,85 @@
         <w:rPr>
           <w:rFonts w:ascii="Times New Roman" w:hAnsi="Times New Roman" w:cs="Times New Roman" w:eastAsia="SimSun"/>
         </w:rPr>
-        <w:t xml:space="preserve">：ee</w:t>
-      </w:r>
-      <w:r>
-        <w:t xml:space="preserve"> </w:t>
-      </w:r>
-      <w:r>
-        <w:rPr>
-          <w:rFonts w:ascii="Times New Roman" w:hAnsi="Times New Roman" w:cs="Times New Roman" w:eastAsia="SimSun"/>
-        </w:rPr>
-        <w:t xml:space="preserve">趋势解释：G</w:t>
-      </w:r>
-      <w:r>
-        <w:t xml:space="preserve"> </w:t>
-      </w:r>
-      <w:r>
-        <w:rPr>
-          <w:rFonts w:ascii="Times New Roman" w:hAnsi="Times New Roman" w:cs="Times New Roman" w:eastAsia="SimSun"/>
-        </w:rPr>
-        <w:t xml:space="preserve">的产率先升后降、H</w:t>
-      </w:r>
-      <w:r>
-        <w:t xml:space="preserve"> </w:t>
-      </w:r>
-      <w:r>
-        <w:rPr>
-          <w:rFonts w:ascii="Times New Roman" w:hAnsi="Times New Roman" w:cs="Times New Roman" w:eastAsia="SimSun"/>
-        </w:rPr>
-        <w:t xml:space="preserve">的产率先升后降（而</w:t>
+        <w:t xml:space="preserve">：形成</w:t>
+      </w:r>
+      <w:r>
+        <w:t xml:space="preserve"> </w:t>
+      </w:r>
+      <w:r>
+        <w:rPr>
+          <w:b/>
+          <w:bCs/>
+        </w:rPr>
+        <w:t xml:space="preserve">H</w:t>
+      </w:r>
+      <w:r>
+        <w:t xml:space="preserve"> </w:t>
+      </w:r>
+      <w:r>
+        <w:rPr>
+          <w:rFonts w:ascii="Times New Roman" w:hAnsi="Times New Roman" w:cs="Times New Roman" w:eastAsia="SimSun"/>
+        </w:rPr>
+        <w:t xml:space="preserve">的过程立体选择性较差</w:t>
+      </w:r>
+      <w:r>
+        <w:t xml:space="preserve"> ⇒ H </w:t>
+      </w:r>
+      <w:r>
+        <w:rPr>
+          <w:rFonts w:ascii="Times New Roman" w:hAnsi="Times New Roman" w:cs="Times New Roman" w:eastAsia="SimSun"/>
+        </w:rPr>
+        <w:t xml:space="preserve">的两种异构体都能生成；其中（R）异构体</w:t>
+      </w:r>
+      <w:r>
+        <w:rPr>
+          <w:rFonts w:ascii="Times New Roman" w:hAnsi="Times New Roman" w:cs="Times New Roman" w:eastAsia="SimSun"/>
+          <w:b/>
+          <w:bCs/>
+        </w:rPr>
+        <w:t xml:space="preserve">氢化更快</w:t>
+      </w:r>
+      <w:r>
+        <w:rPr>
+          <w:rFonts w:ascii="Times New Roman" w:hAnsi="Times New Roman" w:cs="Times New Roman" w:eastAsia="SimSun"/>
+        </w:rPr>
+        <w:t xml:space="preserve">，快速转化为</w:t>
+      </w:r>
+      <w:r>
+        <w:t xml:space="preserve"> </w:t>
+      </w:r>
+      <w:r>
+        <w:rPr>
+          <w:rFonts w:ascii="Times New Roman" w:hAnsi="Times New Roman" w:cs="Times New Roman" w:eastAsia="SimSun"/>
+        </w:rPr>
+        <w:t xml:space="preserve">G，余下的（S）异构体占比不断升高</w:t>
+      </w:r>
+      <w:r>
+        <w:t xml:space="preserve"> ⇒ H </w:t>
+      </w:r>
+      <w:r>
+        <w:rPr>
+          <w:rFonts w:ascii="Times New Roman" w:hAnsi="Times New Roman" w:cs="Times New Roman" w:eastAsia="SimSun"/>
+        </w:rPr>
+        <w:t xml:space="preserve">的</w:t>
+      </w:r>
+      <w:r>
+        <w:t xml:space="preserve"> ee </w:t>
+      </w:r>
+      <w:r>
+        <w:rPr>
+          <w:rFonts w:ascii="Times New Roman" w:hAnsi="Times New Roman" w:cs="Times New Roman" w:eastAsia="SimSun"/>
+        </w:rPr>
+        <w:t xml:space="preserve">不断上升；反应后期（R）异构体浓度下降，氢化的（S）异构体占比增大</w:t>
+      </w:r>
+      <w:r>
+        <w:t xml:space="preserve"> ⇒ </w:t>
+      </w:r>
+      <w:r>
+        <w:rPr>
+          <w:rFonts w:ascii="Times New Roman" w:hAnsi="Times New Roman" w:cs="Times New Roman" w:eastAsia="SimSun"/>
+        </w:rPr>
+        <w:t xml:space="preserve">生成</w:t>
       </w:r>
       <w:r>
         <w:t xml:space="preserve"> G </w:t>
@@ -15467,113 +15771,33 @@
         <w:t xml:space="preserve">的</w:t>
       </w:r>
       <w:r>
+        <w:rPr>
+          <w:rFonts w:ascii="Times New Roman" w:hAnsi="Times New Roman" w:cs="Times New Roman" w:eastAsia="SimSun"/>
+          <w:b/>
+          <w:bCs/>
+        </w:rPr>
+        <w:t xml:space="preserve">对映异构体</w:t>
+      </w:r>
+      <w:r>
+        <w:t xml:space="preserve"> </w:t>
+      </w:r>
+      <w:r>
+        <w:t xml:space="preserve">⇒ G </w:t>
+      </w:r>
+      <w:r>
+        <w:rPr>
+          <w:rFonts w:ascii="Times New Roman" w:hAnsi="Times New Roman" w:cs="Times New Roman" w:eastAsia="SimSun"/>
+        </w:rPr>
+        <w:t xml:space="preserve">的</w:t>
+      </w:r>
+      <w:r>
         <w:t xml:space="preserve"> ee </w:t>
       </w:r>
       <w:r>
         <w:rPr>
           <w:rFonts w:ascii="Times New Roman" w:hAnsi="Times New Roman" w:cs="Times New Roman" w:eastAsia="SimSun"/>
         </w:rPr>
-        <w:t xml:space="preserve">降、H</w:t>
-      </w:r>
-      <w:r>
-        <w:t xml:space="preserve"> </w:t>
-      </w:r>
-      <w:r>
-        <w:rPr>
-          <w:rFonts w:ascii="Times New Roman" w:hAnsi="Times New Roman" w:cs="Times New Roman" w:eastAsia="SimSun"/>
-        </w:rPr>
-        <w:t xml:space="preserve">的</w:t>
-      </w:r>
-      <w:r>
-        <w:t xml:space="preserve"> ee </w:t>
-      </w:r>
-      <w:r>
-        <w:rPr>
-          <w:rFonts w:ascii="Times New Roman" w:hAnsi="Times New Roman" w:cs="Times New Roman" w:eastAsia="SimSun"/>
-        </w:rPr>
-        <w:t xml:space="preserve">升）⇒</w:t>
-      </w:r>
-      <w:r>
-        <w:t xml:space="preserve"> </w:t>
-      </w:r>
-      <w:r>
-        <w:rPr>
-          <w:rFonts w:ascii="Times New Roman" w:hAnsi="Times New Roman" w:cs="Times New Roman" w:eastAsia="SimSun"/>
-        </w:rPr>
-        <w:t xml:space="preserve">由题给历程（亚胺先还原</w:t>
-      </w:r>
-      <w:r>
-        <w:t xml:space="preserve"> → Boc₂O </w:t>
-      </w:r>
-      <w:r>
-        <w:rPr>
-          <w:rFonts w:ascii="Times New Roman" w:hAnsi="Times New Roman" w:cs="Times New Roman" w:eastAsia="SimSun"/>
-        </w:rPr>
-        <w:t xml:space="preserve">保护</w:t>
-      </w:r>
-      <w:r>
-        <w:t xml:space="preserve"> → </w:t>
-      </w:r>
-      <w:r>
-        <w:rPr>
-          <w:rFonts w:ascii="Times New Roman" w:hAnsi="Times New Roman" w:cs="Times New Roman" w:eastAsia="SimSun"/>
-        </w:rPr>
-        <w:t xml:space="preserve">亚胺阳离子再氢化）说明这是</w:t>
-      </w:r>
-      <w:r>
-        <w:rPr>
-          <w:rFonts w:ascii="Times New Roman" w:hAnsi="Times New Roman" w:cs="Times New Roman" w:eastAsia="SimSun"/>
-          <w:b/>
-          <w:bCs/>
-        </w:rPr>
-        <w:t xml:space="preserve">动态动力学拆分</w:t>
-      </w:r>
-      <w:r>
-        <w:rPr>
-          <w:rFonts w:ascii="Times New Roman" w:hAnsi="Times New Roman" w:cs="Times New Roman" w:eastAsia="SimSun"/>
-        </w:rPr>
-        <w:t xml:space="preserve">：G</w:t>
-      </w:r>
-      <w:r>
-        <w:t xml:space="preserve"> </w:t>
-      </w:r>
-      <w:r>
-        <w:rPr>
-          <w:rFonts w:ascii="Times New Roman" w:hAnsi="Times New Roman" w:cs="Times New Roman" w:eastAsia="SimSun"/>
-        </w:rPr>
-        <w:t xml:space="preserve">为</w:t>
-      </w:r>
-      <w:r>
-        <w:rPr>
-          <w:rFonts w:ascii="Times New Roman" w:hAnsi="Times New Roman" w:cs="Times New Roman" w:eastAsia="SimSun"/>
-          <w:b/>
-          <w:bCs/>
-        </w:rPr>
-        <w:t xml:space="preserve">动力学产物</w:t>
-      </w:r>
-      <w:r>
-        <w:rPr>
-          <w:rFonts w:ascii="Times New Roman" w:hAnsi="Times New Roman" w:cs="Times New Roman" w:eastAsia="SimSun"/>
-        </w:rPr>
-        <w:t xml:space="preserve">（先形成），随后经亚胺阳离子可逆互变转为</w:t>
-      </w:r>
-      <w:r>
-        <w:rPr>
-          <w:rFonts w:ascii="Times New Roman" w:hAnsi="Times New Roman" w:cs="Times New Roman" w:eastAsia="SimSun"/>
-          <w:b/>
-          <w:bCs/>
-        </w:rPr>
-        <w:t xml:space="preserve">热力学更稳的</w:t>
-      </w:r>
-      <w:r>
-        <w:rPr>
-          <w:b/>
-          <w:bCs/>
-        </w:rPr>
-        <w:t xml:space="preserve"> H</w:t>
-      </w:r>
-      <w:r>
-        <w:t xml:space="preserve">。</w:t>
+        <w:t xml:space="preserve">缓慢下降（官方答案）。</w:t>
       </w:r>
     </w:p>
     <w:p>
@@ -15624,27 +15848,64 @@
         <w:t xml:space="preserve">趋势解释成「消旋」——实为</w:t>
       </w:r>
       <w:r>
-        <w:rPr>
-          <w:rFonts w:ascii="Times New Roman" w:hAnsi="Times New Roman" w:cs="Times New Roman" w:eastAsia="SimSun"/>
-          <w:b/>
-          <w:bCs/>
-        </w:rPr>
-        <w:t xml:space="preserve">动态动力学拆分</w:t>
-      </w:r>
-      <w:r>
-        <w:rPr>
-          <w:rFonts w:ascii="Times New Roman" w:hAnsi="Times New Roman" w:cs="Times New Roman" w:eastAsia="SimSun"/>
-        </w:rPr>
-        <w:t xml:space="preserve">（G→H</w:t>
-      </w:r>
-      <w:r>
-        <w:t xml:space="preserve"> </w:t>
-      </w:r>
-      <w:r>
-        <w:rPr>
-          <w:rFonts w:ascii="Times New Roman" w:hAnsi="Times New Roman" w:cs="Times New Roman" w:eastAsia="SimSun"/>
-        </w:rPr>
-        <w:t xml:space="preserve">的异构化）；③</w:t>
+        <w:t xml:space="preserve"> </w:t>
+      </w:r>
+      <w:r>
+        <w:rPr>
+          <w:b/>
+          <w:bCs/>
+        </w:rPr>
+        <w:t xml:space="preserve">H </w:t>
+      </w:r>
+      <w:r>
+        <w:rPr>
+          <w:rFonts w:ascii="Times New Roman" w:hAnsi="Times New Roman" w:cs="Times New Roman" w:eastAsia="SimSun"/>
+          <w:b/>
+          <w:bCs/>
+        </w:rPr>
+        <w:t xml:space="preserve">的两种异构体氢化速率不同</w:t>
+      </w:r>
+      <w:r>
+        <w:rPr>
+          <w:rFonts w:ascii="Times New Roman" w:hAnsi="Times New Roman" w:cs="Times New Roman" w:eastAsia="SimSun"/>
+        </w:rPr>
+        <w:t xml:space="preserve">（快者转</w:t>
+      </w:r>
+      <w:r>
+        <w:t xml:space="preserve"> </w:t>
+      </w:r>
+      <w:r>
+        <w:rPr>
+          <w:rFonts w:ascii="Times New Roman" w:hAnsi="Times New Roman" w:cs="Times New Roman" w:eastAsia="SimSun"/>
+        </w:rPr>
+        <w:t xml:space="preserve">G、慢者转</w:t>
+      </w:r>
+      <w:r>
+        <w:t xml:space="preserve"> G </w:t>
+      </w:r>
+      <w:r>
+        <w:rPr>
+          <w:rFonts w:ascii="Times New Roman" w:hAnsi="Times New Roman" w:cs="Times New Roman" w:eastAsia="SimSun"/>
+        </w:rPr>
+        <w:t xml:space="preserve">的对映体），使</w:t>
+      </w:r>
+      <w:r>
+        <w:t xml:space="preserve"> G、H </w:t>
+      </w:r>
+      <w:r>
+        <w:rPr>
+          <w:rFonts w:ascii="Times New Roman" w:hAnsi="Times New Roman" w:cs="Times New Roman" w:eastAsia="SimSun"/>
+        </w:rPr>
+        <w:t xml:space="preserve">的</w:t>
+      </w:r>
+      <w:r>
+        <w:t xml:space="preserve"> ee </w:t>
+      </w:r>
+      <w:r>
+        <w:rPr>
+          <w:rFonts w:ascii="Times New Roman" w:hAnsi="Times New Roman" w:cs="Times New Roman" w:eastAsia="SimSun"/>
+        </w:rPr>
+        <w:t xml:space="preserve">反向变化；③</w:t>
       </w:r>
       <w:r>
         <w:t xml:space="preserve"> 3-1-1 </w:t>
@@ -16500,6 +16761,31 @@
           <w:rFonts w:ascii="Times New Roman" w:hAnsi="Times New Roman" w:cs="Times New Roman" w:eastAsia="SimSun"/>
         </w:rPr>
         <w:t xml:space="preserve">分</w:t>
+      </w:r>
+    </w:p>
+    <w:p>
+      <w:pPr>
+        <w:pStyle w:val="BodyText"/>
+        <w:spacing w:before="0" w:after="0" w:line="276" w:lineRule="auto"/>
+        <w:ind w:firstLineChars="200" w:firstLine="420"/>
+      </w:pPr>
+      <w:r>
+        <w:rPr>
+          <w:rFonts w:ascii="Times New Roman" w:hAnsi="Times New Roman" w:cs="Times New Roman" w:eastAsia="SimSun"/>
+        </w:rPr>
+        <w:t xml:space="preserve">解答：（本问共2分）</w:t>
+      </w:r>
+      <w:r>
+        <w:t xml:space="preserve"> </w:t>
+      </w:r>
+      <w:r>
+        <w:t xml:space="preserve">d) </w:t>
+      </w:r>
+      <w:r>
+        <w:rPr>
+          <w:rFonts w:ascii="Times New Roman" w:hAnsi="Times New Roman" w:cs="Times New Roman" w:eastAsia="SimSun"/>
+        </w:rPr>
+        <w:t xml:space="preserve">2分</w:t>
       </w:r>
     </w:p>
     <w:p>
@@ -26002,7 +26288,21 @@
         <w:rPr>
           <w:rFonts w:ascii="Times New Roman" w:hAnsi="Times New Roman" w:cs="Times New Roman" w:eastAsia="SimSun"/>
         </w:rPr>
-        <w:t xml:space="preserve">B（外加一个外消旋化合物）；由</w:t>
+        <w:t xml:space="preserve">B（题面给出该步</w:t>
+      </w:r>
+      <w:r>
+        <w:rPr>
+          <w:rFonts w:ascii="Times New Roman" w:hAnsi="Times New Roman" w:cs="Times New Roman" w:eastAsia="SimSun"/>
+          <w:b/>
+          <w:bCs/>
+        </w:rPr>
+        <w:t xml:space="preserve">外加一个外消旋化合物</w:t>
+      </w:r>
+      <w:r>
+        <w:rPr>
+          <w:rFonts w:ascii="Times New Roman" w:hAnsi="Times New Roman" w:cs="Times New Roman" w:eastAsia="SimSun"/>
+        </w:rPr>
+        <w:t xml:space="preserve">）；由</w:t>
       </w:r>
       <w:r>
         <w:t xml:space="preserve"> B </w:t>
@@ -26020,27 +26320,57 @@
         <w:rPr>
           <w:rFonts w:ascii="Times New Roman" w:hAnsi="Times New Roman" w:cs="Times New Roman" w:eastAsia="SimSun"/>
         </w:rPr>
-        <w:t xml:space="preserve">与「加入外消旋物」推断该步为</w:t>
-      </w:r>
-      <w:r>
-        <w:rPr>
-          <w:rFonts w:ascii="Times New Roman" w:hAnsi="Times New Roman" w:cs="Times New Roman" w:eastAsia="SimSun"/>
-          <w:b/>
-          <w:bCs/>
-        </w:rPr>
-        <w:t xml:space="preserve">手性辅基/试剂的引入</w:t>
-      </w:r>
-      <w:r>
-        <w:t xml:space="preserve"> </w:t>
-      </w:r>
-      <w:r>
-        <w:t xml:space="preserve">⇒ </w:t>
-      </w:r>
-      <w:r>
-        <w:rPr>
-          <w:rFonts w:ascii="Times New Roman" w:hAnsi="Times New Roman" w:cs="Times New Roman" w:eastAsia="SimSun"/>
-        </w:rPr>
-        <w:t xml:space="preserve">直接写</w:t>
+        <w:t xml:space="preserve">结合路线（Wittig／氢化／DIBAL-H</w:t>
+      </w:r>
+      <w:r>
+        <w:t xml:space="preserve"> </w:t>
+      </w:r>
+      <w:r>
+        <w:rPr>
+          <w:rFonts w:ascii="Times New Roman" w:hAnsi="Times New Roman" w:cs="Times New Roman" w:eastAsia="SimSun"/>
+        </w:rPr>
+        <w:t xml:space="preserve">后再</w:t>
+      </w:r>
+      <w:r>
+        <w:t xml:space="preserve"> </w:t>
+      </w:r>
+      <w:r>
+        <w:rPr>
+          <w:rFonts w:ascii="Times New Roman" w:hAnsi="Times New Roman" w:cs="Times New Roman" w:eastAsia="SimSun"/>
+        </w:rPr>
+        <w:t xml:space="preserve">PPh₃/DEAD＝Mitsunobu）推断该步引入了一个</w:t>
+      </w:r>
+      <w:r>
+        <w:rPr>
+          <w:rFonts w:ascii="Times New Roman" w:hAnsi="Times New Roman" w:cs="Times New Roman" w:eastAsia="SimSun"/>
+          <w:b/>
+          <w:bCs/>
+        </w:rPr>
+        <w:t xml:space="preserve">外消旋片段</w:t>
+      </w:r>
+      <w:r>
+        <w:rPr>
+          <w:rFonts w:ascii="Times New Roman" w:hAnsi="Times New Roman" w:cs="Times New Roman" w:eastAsia="SimSun"/>
+        </w:rPr>
+        <w:t xml:space="preserve">（其立体化学随后由</w:t>
+      </w:r>
+      <w:r>
+        <w:t xml:space="preserve"> 7-2 </w:t>
+      </w:r>
+      <w:r>
+        <w:rPr>
+          <w:rFonts w:ascii="Times New Roman" w:hAnsi="Times New Roman" w:cs="Times New Roman" w:eastAsia="SimSun"/>
+        </w:rPr>
+        <w:t xml:space="preserve">的光反应定向为单一立体化学）⇒</w:t>
+      </w:r>
+      <w:r>
+        <w:t xml:space="preserve"> </w:t>
+      </w:r>
+      <w:r>
+        <w:rPr>
+          <w:rFonts w:ascii="Times New Roman" w:hAnsi="Times New Roman" w:cs="Times New Roman" w:eastAsia="SimSun"/>
+        </w:rPr>
+        <w:t xml:space="preserve">据此写</w:t>
       </w:r>
       <w:r>
         <w:t xml:space="preserve"> A、B </w:t>
@@ -29481,65 +29811,96 @@
         <w:rPr>
           <w:rFonts w:ascii="Times New Roman" w:hAnsi="Times New Roman" w:cs="Times New Roman" w:eastAsia="SimSun"/>
         </w:rPr>
-        <w:t xml:space="preserve">：B（C₈H₁₄O₄，室温下</w:t>
-      </w:r>
-      <w:r>
-        <w:t xml:space="preserve"> HCl </w:t>
-      </w:r>
-      <w:r>
-        <w:rPr>
-          <w:rFonts w:ascii="Times New Roman" w:hAnsi="Times New Roman" w:cs="Times New Roman" w:eastAsia="SimSun"/>
-        </w:rPr>
-        <w:t xml:space="preserve">催化成</w:t>
-      </w:r>
-      <w:r>
-        <w:t xml:space="preserve"> </w:t>
-      </w:r>
-      <w:r>
-        <w:rPr>
-          <w:rFonts w:ascii="Times New Roman" w:hAnsi="Times New Roman" w:cs="Times New Roman" w:eastAsia="SimSun"/>
-          <w:b/>
-          <w:bCs/>
-        </w:rPr>
-        <w:t xml:space="preserve">δ-内酯</w:t>
-      </w:r>
-      <w:r>
-        <w:rPr>
-          <w:rFonts w:ascii="Times New Roman" w:hAnsi="Times New Roman" w:cs="Times New Roman" w:eastAsia="SimSun"/>
-        </w:rPr>
-        <w:t xml:space="preserve">、碱水解可逆，且与</w:t>
-      </w:r>
-      <w:r>
-        <w:t xml:space="preserve"> Pb(OAc)₄ </w:t>
-      </w:r>
-      <w:r>
-        <w:rPr>
-          <w:rFonts w:ascii="Times New Roman" w:hAnsi="Times New Roman" w:cs="Times New Roman" w:eastAsia="SimSun"/>
-        </w:rPr>
-        <w:t xml:space="preserve">反应）⇒</w:t>
-      </w:r>
-      <w:r>
-        <w:t xml:space="preserve"> </w:t>
-      </w:r>
-      <w:r>
-        <w:rPr>
-          <w:rFonts w:ascii="Times New Roman" w:hAnsi="Times New Roman" w:cs="Times New Roman" w:eastAsia="SimSun"/>
-        </w:rPr>
-        <w:t xml:space="preserve">判为</w:t>
-      </w:r>
-      <w:r>
-        <w:rPr>
-          <w:rFonts w:ascii="Times New Roman" w:hAnsi="Times New Roman" w:cs="Times New Roman" w:eastAsia="SimSun"/>
-          <w:b/>
-          <w:bCs/>
-        </w:rPr>
-        <w:t xml:space="preserve">α,α-二甲基-β-羟基戊二酸型二酸</w:t>
-      </w:r>
-      <w:r>
-        <w:rPr>
-          <w:rFonts w:ascii="Times New Roman" w:hAnsi="Times New Roman" w:cs="Times New Roman" w:eastAsia="SimSun"/>
-        </w:rPr>
-        <w:t xml:space="preserve">（可成六元内酯、邻二醇可被高碘酸/四乙酸铅断裂）；B</w:t>
+        <w:t xml:space="preserve">：B（C₈H₁₄O₄）为</w:t>
+      </w:r>
+      <w:r>
+        <w:rPr>
+          <w:rFonts w:ascii="Times New Roman" w:hAnsi="Times New Roman" w:cs="Times New Roman" w:eastAsia="SimSun"/>
+          <w:b/>
+          <w:bCs/>
+        </w:rPr>
+        <w:t xml:space="preserve">α-羟基酮酸</w:t>
+      </w:r>
+      <w:r>
+        <w:rPr>
+          <w:rFonts w:ascii="Times New Roman" w:hAnsi="Times New Roman" w:cs="Times New Roman" w:eastAsia="SimSun"/>
+        </w:rPr>
+        <w:t xml:space="preserve">：</w:t>
+      </w:r>
+      <w:r>
+        <w:rPr>
+          <w:b/>
+          <w:bCs/>
+        </w:rPr>
+        <w:t xml:space="preserve">HOCH₂–C(=O)–CH(CH₂CO₂H)(CH(CH₃)₂)</w:t>
+      </w:r>
+      <w:r>
+        <w:rPr>
+          <w:rFonts w:ascii="Times New Roman" w:hAnsi="Times New Roman" w:cs="Times New Roman" w:eastAsia="SimSun"/>
+        </w:rPr>
+        <w:t xml:space="preserve">——羟基与羧基经</w:t>
+      </w:r>
+      <w:r>
+        <w:t xml:space="preserve"> –C(=O)–CH– </w:t>
+      </w:r>
+      <w:r>
+        <w:rPr>
+          <w:rFonts w:ascii="Times New Roman" w:hAnsi="Times New Roman" w:cs="Times New Roman" w:eastAsia="SimSun"/>
+        </w:rPr>
+        <w:t xml:space="preserve">相隔，可闭合成</w:t>
+      </w:r>
+      <w:r>
+        <w:t xml:space="preserve"> </w:t>
+      </w:r>
+      <w:r>
+        <w:rPr>
+          <w:rFonts w:ascii="Times New Roman" w:hAnsi="Times New Roman" w:cs="Times New Roman" w:eastAsia="SimSun"/>
+          <w:b/>
+          <w:bCs/>
+        </w:rPr>
+        <w:t xml:space="preserve">δ-内酯（六元环，碱水解可逆）</w:t>
+      </w:r>
+      <w:r>
+        <w:rPr>
+          <w:rFonts w:ascii="Times New Roman" w:hAnsi="Times New Roman" w:cs="Times New Roman" w:eastAsia="SimSun"/>
+        </w:rPr>
+        <w:t xml:space="preserve">；α-羟基酮可被</w:t>
+      </w:r>
+      <w:r>
+        <w:t xml:space="preserve"> </w:t>
+      </w:r>
+      <w:r>
+        <w:rPr>
+          <w:rFonts w:ascii="Times New Roman" w:hAnsi="Times New Roman" w:cs="Times New Roman" w:eastAsia="SimSun"/>
+        </w:rPr>
+        <w:t xml:space="preserve">HIO₄／Pb(OAc)₄</w:t>
+      </w:r>
+      <w:r>
+        <w:t xml:space="preserve"> </w:t>
+      </w:r>
+      <w:r>
+        <w:rPr>
+          <w:rFonts w:ascii="Times New Roman" w:hAnsi="Times New Roman" w:cs="Times New Roman" w:eastAsia="SimSun"/>
+        </w:rPr>
+        <w:t xml:space="preserve">氧化断裂（CH₂OH</w:t>
+      </w:r>
+      <w:r>
+        <w:t xml:space="preserve"> </w:t>
+      </w:r>
+      <w:r>
+        <w:rPr>
+          <w:rFonts w:ascii="Times New Roman" w:hAnsi="Times New Roman" w:cs="Times New Roman" w:eastAsia="SimSun"/>
+        </w:rPr>
+        <w:t xml:space="preserve">以</w:t>
+      </w:r>
+      <w:r>
+        <w:t xml:space="preserve"> HCHO </w:t>
+      </w:r>
+      <w:r>
+        <w:rPr>
+          <w:rFonts w:ascii="Times New Roman" w:hAnsi="Times New Roman" w:cs="Times New Roman" w:eastAsia="SimSun"/>
+        </w:rPr>
+        <w:t xml:space="preserve">脱去、原酮碳变为羧基）。B</w:t>
       </w:r>
       <w:r>
         <w:t xml:space="preserve"> </w:t>
@@ -29551,13 +29912,65 @@
         <w:t xml:space="preserve">的甲酯经</w:t>
       </w:r>
       <w:r>
-        <w:t xml:space="preserve"> HIO₄→SOCl₂→CH₂N₂→Ag₂O/MeOH→KOH </w:t>
-      </w:r>
-      <w:r>
-        <w:rPr>
-          <w:rFonts w:ascii="Times New Roman" w:hAnsi="Times New Roman" w:cs="Times New Roman" w:eastAsia="SimSun"/>
-        </w:rPr>
-        <w:t xml:space="preserve">得</w:t>
+        <w:t xml:space="preserve"> </w:t>
+      </w:r>
+      <w:r>
+        <w:rPr>
+          <w:rFonts w:ascii="Times New Roman" w:hAnsi="Times New Roman" w:cs="Times New Roman" w:eastAsia="SimSun"/>
+        </w:rPr>
+        <w:t xml:space="preserve">HIO₄→SOCl₂→CH₂N₂→Ag₂O/MeOH（Wolff</w:t>
+      </w:r>
+      <w:r>
+        <w:t xml:space="preserve"> </w:t>
+      </w:r>
+      <w:r>
+        <w:rPr>
+          <w:rFonts w:ascii="Times New Roman" w:hAnsi="Times New Roman" w:cs="Times New Roman" w:eastAsia="SimSun"/>
+        </w:rPr>
+        <w:t xml:space="preserve">重排，Arndt–Eistert</w:t>
+      </w:r>
+      <w:r>
+        <w:t xml:space="preserve"> </w:t>
+      </w:r>
+      <w:r>
+        <w:rPr>
+          <w:rFonts w:ascii="Times New Roman" w:hAnsi="Times New Roman" w:cs="Times New Roman" w:eastAsia="SimSun"/>
+        </w:rPr>
+        <w:t xml:space="preserve">同系化）→KOH</w:t>
+      </w:r>
+      <w:r>
+        <w:t xml:space="preserve"> ⇒</w:t>
+      </w:r>
+      <w:r>
+        <w:t xml:space="preserve"> </w:t>
+      </w:r>
+      <w:r>
+        <w:rPr>
+          <w:b/>
+          <w:bCs/>
+        </w:rPr>
+        <w:t xml:space="preserve">C = HO₂C–CH₂–CH(CH₂CO₂H)(CH(CH₃)₂)</w:t>
+      </w:r>
+      <w:r>
+        <w:rPr>
+          <w:rFonts w:ascii="Times New Roman" w:hAnsi="Times New Roman" w:cs="Times New Roman" w:eastAsia="SimSun"/>
+        </w:rPr>
+        <w:t xml:space="preserve">：两个</w:t>
+      </w:r>
+      <w:r>
+        <w:t xml:space="preserve"> –CH₂CO₂H </w:t>
+      </w:r>
+      <w:r>
+        <w:rPr>
+          <w:rFonts w:ascii="Times New Roman" w:hAnsi="Times New Roman" w:cs="Times New Roman" w:eastAsia="SimSun"/>
+        </w:rPr>
+        <w:t xml:space="preserve">相同</w:t>
+      </w:r>
+      <w:r>
+        <w:t xml:space="preserve"> ⇒</w:t>
+      </w:r>
+      <w:r>
+        <w:t xml:space="preserve"> </w:t>
       </w:r>
       <w:r>
         <w:rPr>
@@ -29568,19 +29981,7 @@
         <w:t xml:space="preserve">无手性中心</w:t>
       </w:r>
       <w:r>
-        <w:rPr>
-          <w:rFonts w:ascii="Times New Roman" w:hAnsi="Times New Roman" w:cs="Times New Roman" w:eastAsia="SimSun"/>
-        </w:rPr>
-        <w:t xml:space="preserve">的</w:t>
-      </w:r>
-      <w:r>
-        <w:t xml:space="preserve"> C ⇒ </w:t>
-      </w:r>
-      <w:r>
-        <w:rPr>
-          <w:rFonts w:ascii="Times New Roman" w:hAnsi="Times New Roman" w:cs="Times New Roman" w:eastAsia="SimSun"/>
-        </w:rPr>
-        <w:t xml:space="preserve">说明两个手性中心被消除（对称化）。</w:t>
+        <w:t xml:space="preserve">。</w:t>
       </w:r>
     </w:p>
     <w:p>
